--- a/architecture-research/stage-02-document-intelligence/stage_02_technical_stack.docx
+++ b/architecture-research/stage-02-document-intelligence/stage_02_technical_stack.docx
@@ -26,7 +26,7 @@
           <w:sz w:val="22"/>
           <w:szCs w:val="22"/>
         </w:rPr>
-        <w:t xml:space="preserve">AI Financial Document Intelligence</w:t>
+        <w:t xml:space="preserve">AI Financial Document Intelligence (v1.1)</w:t>
       </w:r>
     </w:p>
     <w:p>
@@ -42,7 +42,7 @@
           <w:sz w:val="18"/>
           <w:szCs w:val="18"/>
         </w:rPr>
-        <w:t xml:space="preserve">DecisionTwin — HackPSU Fall 2026 (FNB Challenge · Nittany AI Challenge) · Architecture research deliverable · 2026-10-24</w:t>
+        <w:t xml:space="preserve">DecisionTwin — HackPSU Fall 2026 (FNB Challenge · Nittany AI Challenge) · Architecture v1.1 (post-audit) · 2026-10-24</w:t>
       </w:r>
     </w:p>
     <w:p>
@@ -51,6 +51,622 @@
         <w:spacing w:after="160" w:before="360"/>
       </w:pPr>
       <w:r>
+        <w:t xml:space="preserve">0. Version 1.1 audit revision</w:t>
+      </w:r>
+    </w:p>
+    <w:p>
+      <w:pPr>
+        <w:spacing w:after="120"/>
+      </w:pPr>
+      <w:r>
+        <w:t xml:space="preserve">This specification was revised after the six-stage architecture audit of 2026-10-24 (review: reviews/stage_02_review.md; authoritative schemas: supervisor/api_and_data_contracts.md v1.1). The table lists what changed and why; the sections below reflect v1.1.</w:t>
+      </w:r>
+    </w:p>
+    <w:tbl>
+      <w:tblPr>
+        <w:tblW w:type="dxa" w:w="9360"/>
+        <w:tblBorders>
+          <w:top w:val="single" w:color="auto" w:sz="4"/>
+          <w:left w:val="single" w:color="auto" w:sz="4"/>
+          <w:bottom w:val="single" w:color="auto" w:sz="4"/>
+          <w:right w:val="single" w:color="auto" w:sz="4"/>
+          <w:insideH w:val="single" w:color="auto" w:sz="4"/>
+          <w:insideV w:val="single" w:color="auto" w:sz="4"/>
+        </w:tblBorders>
+      </w:tblPr>
+      <w:tblGrid>
+        <w:gridCol w:w="1300"/>
+        <w:gridCol w:w="4200"/>
+        <w:gridCol w:w="3860"/>
+      </w:tblGrid>
+      <w:tr>
+        <w:trPr>
+          <w:tblHeader/>
+        </w:trPr>
+        <w:tc>
+          <w:tcPr>
+            <w:tcW w:type="dxa" w:w="1300"/>
+            <w:tcBorders>
+              <w:top w:val="single" w:color="BFBFBF" w:sz="4"/>
+              <w:left w:val="single" w:color="BFBFBF" w:sz="4"/>
+              <w:bottom w:val="single" w:color="BFBFBF" w:sz="4"/>
+              <w:right w:val="single" w:color="BFBFBF" w:sz="4"/>
+            </w:tcBorders>
+            <w:shd w:fill="DCE6F1" w:color="auto" w:val="clear"/>
+            <w:tcMar>
+              <w:top w:type="dxa" w:w="60"/>
+              <w:left w:type="dxa" w:w="100"/>
+              <w:bottom w:type="dxa" w:w="60"/>
+              <w:right w:type="dxa" w:w="100"/>
+            </w:tcMar>
+          </w:tcPr>
+          <w:p>
+            <w:pPr>
+              <w:spacing w:after="0"/>
+            </w:pPr>
+            <w:r>
+              <w:rPr>
+                <w:b/>
+                <w:bCs/>
+                <w:sz w:val="19"/>
+                <w:szCs w:val="19"/>
+              </w:rPr>
+              <w:t xml:space="preserve">Change</w:t>
+            </w:r>
+          </w:p>
+        </w:tc>
+        <w:tc>
+          <w:tcPr>
+            <w:tcW w:type="dxa" w:w="4200"/>
+            <w:tcBorders>
+              <w:top w:val="single" w:color="BFBFBF" w:sz="4"/>
+              <w:left w:val="single" w:color="BFBFBF" w:sz="4"/>
+              <w:bottom w:val="single" w:color="BFBFBF" w:sz="4"/>
+              <w:right w:val="single" w:color="BFBFBF" w:sz="4"/>
+            </w:tcBorders>
+            <w:shd w:fill="DCE6F1" w:color="auto" w:val="clear"/>
+            <w:tcMar>
+              <w:top w:type="dxa" w:w="60"/>
+              <w:left w:type="dxa" w:w="100"/>
+              <w:bottom w:type="dxa" w:w="60"/>
+              <w:right w:type="dxa" w:w="100"/>
+            </w:tcMar>
+          </w:tcPr>
+          <w:p>
+            <w:pPr>
+              <w:spacing w:after="0"/>
+            </w:pPr>
+            <w:r>
+              <w:rPr>
+                <w:b/>
+                <w:bCs/>
+                <w:sz w:val="19"/>
+                <w:szCs w:val="19"/>
+              </w:rPr>
+              <w:t xml:space="preserve">What changed</w:t>
+            </w:r>
+          </w:p>
+        </w:tc>
+        <w:tc>
+          <w:tcPr>
+            <w:tcW w:type="dxa" w:w="3860"/>
+            <w:tcBorders>
+              <w:top w:val="single" w:color="BFBFBF" w:sz="4"/>
+              <w:left w:val="single" w:color="BFBFBF" w:sz="4"/>
+              <w:bottom w:val="single" w:color="BFBFBF" w:sz="4"/>
+              <w:right w:val="single" w:color="BFBFBF" w:sz="4"/>
+            </w:tcBorders>
+            <w:shd w:fill="DCE6F1" w:color="auto" w:val="clear"/>
+            <w:tcMar>
+              <w:top w:type="dxa" w:w="60"/>
+              <w:left w:type="dxa" w:w="100"/>
+              <w:bottom w:type="dxa" w:w="60"/>
+              <w:right w:type="dxa" w:w="100"/>
+            </w:tcMar>
+          </w:tcPr>
+          <w:p>
+            <w:pPr>
+              <w:spacing w:after="0"/>
+            </w:pPr>
+            <w:r>
+              <w:rPr>
+                <w:b/>
+                <w:bCs/>
+                <w:sz w:val="19"/>
+                <w:szCs w:val="19"/>
+              </w:rPr>
+              <w:t xml:space="preserve">Why</w:t>
+            </w:r>
+          </w:p>
+        </w:tc>
+      </w:tr>
+      <w:tr>
+        <w:tc>
+          <w:tcPr>
+            <w:tcW w:type="dxa" w:w="1300"/>
+            <w:tcBorders>
+              <w:top w:val="single" w:color="BFBFBF" w:sz="4"/>
+              <w:left w:val="single" w:color="BFBFBF" w:sz="4"/>
+              <w:bottom w:val="single" w:color="BFBFBF" w:sz="4"/>
+              <w:right w:val="single" w:color="BFBFBF" w:sz="4"/>
+            </w:tcBorders>
+            <w:tcMar>
+              <w:top w:type="dxa" w:w="60"/>
+              <w:left w:type="dxa" w:w="100"/>
+              <w:bottom w:type="dxa" w:w="60"/>
+              <w:right w:type="dxa" w:w="100"/>
+            </w:tcMar>
+          </w:tcPr>
+          <w:p>
+            <w:pPr>
+              <w:spacing w:after="0"/>
+            </w:pPr>
+            <w:r>
+              <w:rPr>
+                <w:b w:val="false"/>
+                <w:bCs w:val="false"/>
+                <w:sz w:val="19"/>
+                <w:szCs w:val="19"/>
+              </w:rPr>
+              <w:t xml:space="preserve">CH-06</w:t>
+            </w:r>
+          </w:p>
+        </w:tc>
+        <w:tc>
+          <w:tcPr>
+            <w:tcW w:type="dxa" w:w="4200"/>
+            <w:tcBorders>
+              <w:top w:val="single" w:color="BFBFBF" w:sz="4"/>
+              <w:left w:val="single" w:color="BFBFBF" w:sz="4"/>
+              <w:bottom w:val="single" w:color="BFBFBF" w:sz="4"/>
+              <w:right w:val="single" w:color="BFBFBF" w:sz="4"/>
+            </w:tcBorders>
+            <w:tcMar>
+              <w:top w:type="dxa" w:w="60"/>
+              <w:left w:type="dxa" w:w="100"/>
+              <w:bottom w:type="dxa" w:w="60"/>
+              <w:right w:type="dxa" w:w="100"/>
+            </w:tcMar>
+          </w:tcPr>
+          <w:p>
+            <w:pPr>
+              <w:spacing w:after="0"/>
+            </w:pPr>
+            <w:r>
+              <w:rPr>
+                <w:b w:val="false"/>
+                <w:bCs w:val="false"/>
+                <w:sz w:val="19"/>
+                <w:szCs w:val="19"/>
+              </w:rPr>
+              <w:t xml:space="preserve">Principal (note amount), cash down, itemization, trade-in equity and rolled-in negative equity added to the offer</w:t>
+            </w:r>
+          </w:p>
+        </w:tc>
+        <w:tc>
+          <w:tcPr>
+            <w:tcW w:type="dxa" w:w="3860"/>
+            <w:tcBorders>
+              <w:top w:val="single" w:color="BFBFBF" w:sz="4"/>
+              <w:left w:val="single" w:color="BFBFBF" w:sz="4"/>
+              <w:bottom w:val="single" w:color="BFBFBF" w:sz="4"/>
+              <w:right w:val="single" w:color="BFBFBF" w:sz="4"/>
+            </w:tcBorders>
+            <w:tcMar>
+              <w:top w:type="dxa" w:w="60"/>
+              <w:left w:type="dxa" w:w="100"/>
+              <w:bottom w:type="dxa" w:w="60"/>
+              <w:right w:type="dxa" w:w="100"/>
+            </w:tcMar>
+          </w:tcPr>
+          <w:p>
+            <w:pPr>
+              <w:spacing w:after="0"/>
+            </w:pPr>
+            <w:r>
+              <w:rPr>
+                <w:b w:val="false"/>
+                <w:bCs w:val="false"/>
+                <w:sz w:val="19"/>
+                <w:szCs w:val="19"/>
+              </w:rPr>
+              <w:t xml:space="preserve">Reg Z: amount financed = principal − prepaid finance charges; computing on amount financed understates payment and cost</w:t>
+            </w:r>
+          </w:p>
+        </w:tc>
+      </w:tr>
+      <w:tr>
+        <w:tc>
+          <w:tcPr>
+            <w:tcW w:type="dxa" w:w="1300"/>
+            <w:tcBorders>
+              <w:top w:val="single" w:color="BFBFBF" w:sz="4"/>
+              <w:left w:val="single" w:color="BFBFBF" w:sz="4"/>
+              <w:bottom w:val="single" w:color="BFBFBF" w:sz="4"/>
+              <w:right w:val="single" w:color="BFBFBF" w:sz="4"/>
+            </w:tcBorders>
+            <w:tcMar>
+              <w:top w:type="dxa" w:w="60"/>
+              <w:left w:type="dxa" w:w="100"/>
+              <w:bottom w:type="dxa" w:w="60"/>
+              <w:right w:type="dxa" w:w="100"/>
+            </w:tcMar>
+          </w:tcPr>
+          <w:p>
+            <w:pPr>
+              <w:spacing w:after="0"/>
+            </w:pPr>
+            <w:r>
+              <w:rPr>
+                <w:b w:val="false"/>
+                <w:bCs w:val="false"/>
+                <w:sz w:val="19"/>
+                <w:szCs w:val="19"/>
+              </w:rPr>
+              <w:t xml:space="preserve">CH-07</w:t>
+            </w:r>
+          </w:p>
+        </w:tc>
+        <w:tc>
+          <w:tcPr>
+            <w:tcW w:type="dxa" w:w="4200"/>
+            <w:tcBorders>
+              <w:top w:val="single" w:color="BFBFBF" w:sz="4"/>
+              <w:left w:val="single" w:color="BFBFBF" w:sz="4"/>
+              <w:bottom w:val="single" w:color="BFBFBF" w:sz="4"/>
+              <w:right w:val="single" w:color="BFBFBF" w:sz="4"/>
+            </w:tcBorders>
+            <w:tcMar>
+              <w:top w:type="dxa" w:w="60"/>
+              <w:left w:type="dxa" w:w="100"/>
+              <w:bottom w:type="dxa" w:w="60"/>
+              <w:right w:type="dxa" w:w="100"/>
+            </w:tcMar>
+          </w:tcPr>
+          <w:p>
+            <w:pPr>
+              <w:spacing w:after="0"/>
+            </w:pPr>
+            <w:r>
+              <w:rPr>
+                <w:b w:val="false"/>
+                <w:bCs w:val="false"/>
+                <w:sz w:val="19"/>
+                <w:szCs w:val="19"/>
+              </w:rPr>
+              <w:t xml:space="preserve">Label co-location, deterministic TILA-box reader (independent second source), offer chooser, itemization reconciliation</w:t>
+            </w:r>
+          </w:p>
+        </w:tc>
+        <w:tc>
+          <w:tcPr>
+            <w:tcW w:type="dxa" w:w="3860"/>
+            <w:tcBorders>
+              <w:top w:val="single" w:color="BFBFBF" w:sz="4"/>
+              <w:left w:val="single" w:color="BFBFBF" w:sz="4"/>
+              <w:bottom w:val="single" w:color="BFBFBF" w:sz="4"/>
+              <w:right w:val="single" w:color="BFBFBF" w:sz="4"/>
+            </w:tcBorders>
+            <w:tcMar>
+              <w:top w:type="dxa" w:w="60"/>
+              <w:left w:type="dxa" w:w="100"/>
+              <w:bottom w:type="dxa" w:w="60"/>
+              <w:right w:type="dxa" w:w="100"/>
+            </w:tcMar>
+          </w:tcPr>
+          <w:p>
+            <w:pPr>
+              <w:spacing w:after="0"/>
+            </w:pPr>
+            <w:r>
+              <w:rPr>
+                <w:b w:val="false"/>
+                <w:bCs w:val="false"/>
+                <w:sz w:val="19"/>
+                <w:szCs w:val="19"/>
+              </w:rPr>
+              <w:t xml:space="preserve">A consistent-but-wrong extraction (e.g., a different offer column) passes every arithmetic identity</w:t>
+            </w:r>
+          </w:p>
+        </w:tc>
+      </w:tr>
+      <w:tr>
+        <w:tc>
+          <w:tcPr>
+            <w:tcW w:type="dxa" w:w="1300"/>
+            <w:tcBorders>
+              <w:top w:val="single" w:color="BFBFBF" w:sz="4"/>
+              <w:left w:val="single" w:color="BFBFBF" w:sz="4"/>
+              <w:bottom w:val="single" w:color="BFBFBF" w:sz="4"/>
+              <w:right w:val="single" w:color="BFBFBF" w:sz="4"/>
+            </w:tcBorders>
+            <w:tcMar>
+              <w:top w:type="dxa" w:w="60"/>
+              <w:left w:type="dxa" w:w="100"/>
+              <w:bottom w:type="dxa" w:w="60"/>
+              <w:right w:type="dxa" w:w="100"/>
+            </w:tcMar>
+          </w:tcPr>
+          <w:p>
+            <w:pPr>
+              <w:spacing w:after="0"/>
+            </w:pPr>
+            <w:r>
+              <w:rPr>
+                <w:b w:val="false"/>
+                <w:bCs w:val="false"/>
+                <w:sz w:val="19"/>
+                <w:szCs w:val="19"/>
+              </w:rPr>
+              <w:t xml:space="preserve">CH-08</w:t>
+            </w:r>
+          </w:p>
+        </w:tc>
+        <w:tc>
+          <w:tcPr>
+            <w:tcW w:type="dxa" w:w="4200"/>
+            <w:tcBorders>
+              <w:top w:val="single" w:color="BFBFBF" w:sz="4"/>
+              <w:left w:val="single" w:color="BFBFBF" w:sz="4"/>
+              <w:bottom w:val="single" w:color="BFBFBF" w:sz="4"/>
+              <w:right w:val="single" w:color="BFBFBF" w:sz="4"/>
+            </w:tcBorders>
+            <w:tcMar>
+              <w:top w:type="dxa" w:w="60"/>
+              <w:left w:type="dxa" w:w="100"/>
+              <w:bottom w:type="dxa" w:w="60"/>
+              <w:right w:type="dxa" w:w="100"/>
+            </w:tcMar>
+          </w:tcPr>
+          <w:p>
+            <w:pPr>
+              <w:spacing w:after="0"/>
+            </w:pPr>
+            <w:r>
+              <w:rPr>
+                <w:b w:val="false"/>
+                <w:bCs w:val="false"/>
+                <w:sz w:val="19"/>
+                <w:szCs w:val="19"/>
+              </w:rPr>
+              <w:t xml:space="preserve">LLM_DATA_MODE (paid, synthetic_only, off); inline requests only</w:t>
+            </w:r>
+          </w:p>
+        </w:tc>
+        <w:tc>
+          <w:tcPr>
+            <w:tcW w:type="dxa" w:w="3860"/>
+            <w:tcBorders>
+              <w:top w:val="single" w:color="BFBFBF" w:sz="4"/>
+              <w:left w:val="single" w:color="BFBFBF" w:sz="4"/>
+              <w:bottom w:val="single" w:color="BFBFBF" w:sz="4"/>
+              <w:right w:val="single" w:color="BFBFBF" w:sz="4"/>
+            </w:tcBorders>
+            <w:tcMar>
+              <w:top w:type="dxa" w:w="60"/>
+              <w:left w:type="dxa" w:w="100"/>
+              <w:bottom w:type="dxa" w:w="60"/>
+              <w:right w:type="dxa" w:w="100"/>
+            </w:tcMar>
+          </w:tcPr>
+          <w:p>
+            <w:pPr>
+              <w:spacing w:after="0"/>
+            </w:pPr>
+            <w:r>
+              <w:rPr>
+                <w:b w:val="false"/>
+                <w:bCs w:val="false"/>
+                <w:sz w:val="19"/>
+                <w:szCs w:val="19"/>
+              </w:rPr>
+              <w:t xml:space="preserve">Gemini unpaid-tier terms: content may be used to improve products and read by human reviewers; do not submit sensitive data</w:t>
+            </w:r>
+          </w:p>
+        </w:tc>
+      </w:tr>
+      <w:tr>
+        <w:tc>
+          <w:tcPr>
+            <w:tcW w:type="dxa" w:w="1300"/>
+            <w:tcBorders>
+              <w:top w:val="single" w:color="BFBFBF" w:sz="4"/>
+              <w:left w:val="single" w:color="BFBFBF" w:sz="4"/>
+              <w:bottom w:val="single" w:color="BFBFBF" w:sz="4"/>
+              <w:right w:val="single" w:color="BFBFBF" w:sz="4"/>
+            </w:tcBorders>
+            <w:tcMar>
+              <w:top w:type="dxa" w:w="60"/>
+              <w:left w:type="dxa" w:w="100"/>
+              <w:bottom w:type="dxa" w:w="60"/>
+              <w:right w:type="dxa" w:w="100"/>
+            </w:tcMar>
+          </w:tcPr>
+          <w:p>
+            <w:pPr>
+              <w:spacing w:after="0"/>
+            </w:pPr>
+            <w:r>
+              <w:rPr>
+                <w:b w:val="false"/>
+                <w:bCs w:val="false"/>
+                <w:sz w:val="19"/>
+                <w:szCs w:val="19"/>
+              </w:rPr>
+              <w:t xml:space="preserve">CH-34 to CH-36</w:t>
+            </w:r>
+          </w:p>
+        </w:tc>
+        <w:tc>
+          <w:tcPr>
+            <w:tcW w:type="dxa" w:w="4200"/>
+            <w:tcBorders>
+              <w:top w:val="single" w:color="BFBFBF" w:sz="4"/>
+              <w:left w:val="single" w:color="BFBFBF" w:sz="4"/>
+              <w:bottom w:val="single" w:color="BFBFBF" w:sz="4"/>
+              <w:right w:val="single" w:color="BFBFBF" w:sz="4"/>
+            </w:tcBorders>
+            <w:tcMar>
+              <w:top w:type="dxa" w:w="60"/>
+              <w:left w:type="dxa" w:w="100"/>
+              <w:bottom w:type="dxa" w:w="60"/>
+              <w:right w:type="dxa" w:w="100"/>
+            </w:tcMar>
+          </w:tcPr>
+          <w:p>
+            <w:pPr>
+              <w:spacing w:after="0"/>
+            </w:pPr>
+            <w:r>
+              <w:rPr>
+                <w:b w:val="false"/>
+                <w:bCs w:val="false"/>
+                <w:sz w:val="19"/>
+                <w:szCs w:val="19"/>
+              </w:rPr>
+              <w:t xml:space="preserve">Model confidence internal only; product type from booleans with quotes; manual entry gets the same checks</w:t>
+            </w:r>
+          </w:p>
+        </w:tc>
+        <w:tc>
+          <w:tcPr>
+            <w:tcW w:type="dxa" w:w="3860"/>
+            <w:tcBorders>
+              <w:top w:val="single" w:color="BFBFBF" w:sz="4"/>
+              <w:left w:val="single" w:color="BFBFBF" w:sz="4"/>
+              <w:bottom w:val="single" w:color="BFBFBF" w:sz="4"/>
+              <w:right w:val="single" w:color="BFBFBF" w:sz="4"/>
+            </w:tcBorders>
+            <w:tcMar>
+              <w:top w:type="dxa" w:w="60"/>
+              <w:left w:type="dxa" w:w="100"/>
+              <w:bottom w:type="dxa" w:w="60"/>
+              <w:right w:type="dxa" w:w="100"/>
+            </w:tcMar>
+          </w:tcPr>
+          <w:p>
+            <w:pPr>
+              <w:spacing w:after="0"/>
+            </w:pPr>
+            <w:r>
+              <w:rPr>
+                <w:b w:val="false"/>
+                <w:bCs w:val="false"/>
+                <w:sz w:val="19"/>
+                <w:szCs w:val="19"/>
+              </w:rPr>
+              <w:t xml:space="preserve">Uncalibrated confidence misleads; negations caused false blocks; typos bypassed checks</w:t>
+            </w:r>
+          </w:p>
+        </w:tc>
+      </w:tr>
+      <w:tr>
+        <w:tc>
+          <w:tcPr>
+            <w:tcW w:type="dxa" w:w="1300"/>
+            <w:tcBorders>
+              <w:top w:val="single" w:color="BFBFBF" w:sz="4"/>
+              <w:left w:val="single" w:color="BFBFBF" w:sz="4"/>
+              <w:bottom w:val="single" w:color="BFBFBF" w:sz="4"/>
+              <w:right w:val="single" w:color="BFBFBF" w:sz="4"/>
+            </w:tcBorders>
+            <w:tcMar>
+              <w:top w:type="dxa" w:w="60"/>
+              <w:left w:type="dxa" w:w="100"/>
+              <w:bottom w:type="dxa" w:w="60"/>
+              <w:right w:type="dxa" w:w="100"/>
+            </w:tcMar>
+          </w:tcPr>
+          <w:p>
+            <w:pPr>
+              <w:spacing w:after="0"/>
+            </w:pPr>
+            <w:r>
+              <w:rPr>
+                <w:b w:val="false"/>
+                <w:bCs w:val="false"/>
+                <w:sz w:val="19"/>
+                <w:szCs w:val="19"/>
+              </w:rPr>
+              <w:t xml:space="preserve">Scope</w:t>
+            </w:r>
+          </w:p>
+        </w:tc>
+        <w:tc>
+          <w:tcPr>
+            <w:tcW w:type="dxa" w:w="4200"/>
+            <w:tcBorders>
+              <w:top w:val="single" w:color="BFBFBF" w:sz="4"/>
+              <w:left w:val="single" w:color="BFBFBF" w:sz="4"/>
+              <w:bottom w:val="single" w:color="BFBFBF" w:sz="4"/>
+              <w:right w:val="single" w:color="BFBFBF" w:sz="4"/>
+            </w:tcBorders>
+            <w:tcMar>
+              <w:top w:type="dxa" w:w="60"/>
+              <w:left w:type="dxa" w:w="100"/>
+              <w:bottom w:type="dxa" w:w="60"/>
+              <w:right w:type="dxa" w:w="100"/>
+            </w:tcMar>
+          </w:tcPr>
+          <w:p>
+            <w:pPr>
+              <w:spacing w:after="0"/>
+            </w:pPr>
+            <w:r>
+              <w:rPr>
+                <w:b w:val="false"/>
+                <w:bCs w:val="false"/>
+                <w:sz w:val="19"/>
+                <w:szCs w:val="19"/>
+              </w:rPr>
+              <w:t xml:space="preserve">Scanned and photo documents moved to enhanced scope</w:t>
+            </w:r>
+          </w:p>
+        </w:tc>
+        <w:tc>
+          <w:tcPr>
+            <w:tcW w:type="dxa" w:w="3860"/>
+            <w:tcBorders>
+              <w:top w:val="single" w:color="BFBFBF" w:sz="4"/>
+              <w:left w:val="single" w:color="BFBFBF" w:sz="4"/>
+              <w:bottom w:val="single" w:color="BFBFBF" w:sz="4"/>
+              <w:right w:val="single" w:color="BFBFBF" w:sz="4"/>
+            </w:tcBorders>
+            <w:tcMar>
+              <w:top w:type="dxa" w:w="60"/>
+              <w:left w:type="dxa" w:w="100"/>
+              <w:bottom w:type="dxa" w:w="60"/>
+              <w:right w:type="dxa" w:w="100"/>
+            </w:tcMar>
+          </w:tcPr>
+          <w:p>
+            <w:pPr>
+              <w:spacing w:after="0"/>
+            </w:pPr>
+            <w:r>
+              <w:rPr>
+                <w:b w:val="false"/>
+                <w:bCs w:val="false"/>
+                <w:sz w:val="19"/>
+                <w:szCs w:val="19"/>
+              </w:rPr>
+              <w:t xml:space="preserve">Time budget; text PDFs carry the verifiable path</w:t>
+            </w:r>
+          </w:p>
+        </w:tc>
+      </w:tr>
+    </w:tbl>
+    <w:p>
+      <w:pPr>
+        <w:spacing w:after="120"/>
+      </w:pPr>
+    </w:p>
+    <w:p>
+      <w:pPr>
+        <w:pStyle w:val="Heading1"/>
+        <w:spacing w:after="160" w:before="360"/>
+      </w:pPr>
+      <w:r>
         <w:t xml:space="preserve">1. Stage overview</w:t>
       </w:r>
     </w:p>
@@ -59,7 +675,7 @@
         <w:spacing w:after="120"/>
       </w:pPr>
       <w:r>
-        <w:t xml:space="preserve">Stage 2 converts an uploaded loan document into a LoanOffer whose terms carry verbatim evidence, pass programmatic checks, and are confirmed by the user before any calculation. The pipeline is PyMuPDF for text and page images, one schema-constrained Gemini extraction call with page and quote per field, a deterministic verifier (quote match, arithmetic, ranges, product type), and a human verification table. Manual entry is the fallback with the same output shape.</w:t>
+        <w:t xml:space="preserve">Stage 2 turns an uploaded loan document into a LoanOffer whose terms are traceable and checked. Each term carries label-anchored verbatim evidence, is cross-checked by an independent deterministic reader, and passes arithmetic and itemization checks. The user acts on each term before any calculation. The pipeline: a data-mode gate, PyMuPDF text extraction, one schema-constrained Gemini call (label, value, page and quote per field), a deterministic TILA-box reader, a verifier, an offer chooser for multi-option documents, and a verification table. Manual entry is the fallback, with the same output shape and the same checks.</w:t>
       </w:r>
     </w:p>
     <w:p>
@@ -279,7 +895,7 @@
                 <w:sz w:val="19"/>
                 <w:szCs w:val="19"/>
               </w:rPr>
-              <w:t xml:space="preserve">Text with coordinates, page rendering, re-save to strip active content; no external binaries</w:t>
+              <w:t xml:space="preserve">Text with coordinates; re-save strips active content; no external binaries</w:t>
             </w:r>
           </w:p>
         </w:tc>
@@ -343,7 +959,7 @@
                 <w:sz w:val="19"/>
                 <w:szCs w:val="19"/>
               </w:rPr>
-              <w:t xml:space="preserve">Gemini API (document understanding + structured output)</w:t>
+              <w:t xml:space="preserve">Gemini API structured output (inline requests)</w:t>
             </w:r>
           </w:p>
         </w:tc>
@@ -374,7 +990,7 @@
                 <w:sz w:val="19"/>
                 <w:szCs w:val="19"/>
               </w:rPr>
-              <w:t xml:space="preserve">Native PDF vision for scans; JSON Schema outputs; sponsor track; both verified 2026-10-24</w:t>
+              <w:t xml:space="preserve">JSON Schema outputs with label, value, page, quote; verified 2026-10-24; sponsor track</w:t>
             </w:r>
           </w:p>
         </w:tc>
@@ -438,7 +1054,7 @@
                 <w:sz w:val="19"/>
                 <w:szCs w:val="19"/>
               </w:rPr>
-              <w:t xml:space="preserve">RapidFuzz</w:t>
+              <w:t xml:space="preserve">RapidFuzz + label co-location rule</w:t>
             </w:r>
           </w:p>
         </w:tc>
@@ -469,7 +1085,7 @@
                 <w:sz w:val="19"/>
                 <w:szCs w:val="19"/>
               </w:rPr>
-              <w:t xml:space="preserve">Tolerant quote-in-text matching for OCR noise</w:t>
+              <w:t xml:space="preserve">Proves the quote exists and sits next to the correct field label</w:t>
             </w:r>
           </w:p>
         </w:tc>
@@ -502,7 +1118,7 @@
                 <w:sz w:val="19"/>
                 <w:szCs w:val="19"/>
               </w:rPr>
-              <w:t xml:space="preserve">Checks</w:t>
+              <w:t xml:space="preserve">Independent reader</w:t>
             </w:r>
           </w:p>
         </w:tc>
@@ -533,7 +1149,7 @@
                 <w:sz w:val="19"/>
                 <w:szCs w:val="19"/>
               </w:rPr>
-              <w:t xml:space="preserve">Stage 3 engine functions (payment, APR solver)</w:t>
+              <w:t xml:space="preserve">Regex extraction after the five federal TILA labels</w:t>
             </w:r>
           </w:p>
         </w:tc>
@@ -564,7 +1180,7 @@
                 <w:sz w:val="19"/>
                 <w:szCs w:val="19"/>
               </w:rPr>
-              <w:t xml:space="preserve">No duplicated arithmetic; Reg Z 1/8-point APR tolerance</w:t>
+              <w:t xml:space="preserve">Second, non-LLM source; disagreement becomes a visible conflict</w:t>
             </w:r>
           </w:p>
         </w:tc>
@@ -597,7 +1213,7 @@
                 <w:sz w:val="19"/>
                 <w:szCs w:val="19"/>
               </w:rPr>
-              <w:t xml:space="preserve">Upload validation</w:t>
+              <w:t xml:space="preserve">Checks</w:t>
             </w:r>
           </w:p>
         </w:tc>
@@ -628,7 +1244,7 @@
                 <w:sz w:val="19"/>
                 <w:szCs w:val="19"/>
               </w:rPr>
-              <w:t xml:space="preserve">Magic-byte sniffing (python-magic or header checks), size and page caps</w:t>
+              <w:t xml:space="preserve">Stage 3 engine (F00 principal, F01 payment, F05 APR on amount financed)</w:t>
             </w:r>
           </w:p>
         </w:tc>
@@ -659,7 +1275,102 @@
                 <w:sz w:val="19"/>
                 <w:szCs w:val="19"/>
               </w:rPr>
-              <w:t xml:space="preserve">Filename-independent type enforcement</w:t>
+              <w:t xml:space="preserve">No duplicated arithmetic; APR outside 1/8 point is a warning</w:t>
+            </w:r>
+          </w:p>
+        </w:tc>
+      </w:tr>
+      <w:tr>
+        <w:tc>
+          <w:tcPr>
+            <w:tcW w:type="dxa" w:w="2200"/>
+            <w:tcBorders>
+              <w:top w:val="single" w:color="BFBFBF" w:sz="4"/>
+              <w:left w:val="single" w:color="BFBFBF" w:sz="4"/>
+              <w:bottom w:val="single" w:color="BFBFBF" w:sz="4"/>
+              <w:right w:val="single" w:color="BFBFBF" w:sz="4"/>
+            </w:tcBorders>
+            <w:tcMar>
+              <w:top w:type="dxa" w:w="60"/>
+              <w:left w:type="dxa" w:w="100"/>
+              <w:bottom w:type="dxa" w:w="60"/>
+              <w:right w:type="dxa" w:w="100"/>
+            </w:tcMar>
+          </w:tcPr>
+          <w:p>
+            <w:pPr>
+              <w:spacing w:after="0"/>
+            </w:pPr>
+            <w:r>
+              <w:rPr>
+                <w:b w:val="false"/>
+                <w:bCs w:val="false"/>
+                <w:sz w:val="19"/>
+                <w:szCs w:val="19"/>
+              </w:rPr>
+              <w:t xml:space="preserve">Data mode</w:t>
+            </w:r>
+          </w:p>
+        </w:tc>
+        <w:tc>
+          <w:tcPr>
+            <w:tcW w:type="dxa" w:w="2600"/>
+            <w:tcBorders>
+              <w:top w:val="single" w:color="BFBFBF" w:sz="4"/>
+              <w:left w:val="single" w:color="BFBFBF" w:sz="4"/>
+              <w:bottom w:val="single" w:color="BFBFBF" w:sz="4"/>
+              <w:right w:val="single" w:color="BFBFBF" w:sz="4"/>
+            </w:tcBorders>
+            <w:tcMar>
+              <w:top w:type="dxa" w:w="60"/>
+              <w:left w:type="dxa" w:w="100"/>
+              <w:bottom w:type="dxa" w:w="60"/>
+              <w:right w:type="dxa" w:w="100"/>
+            </w:tcMar>
+          </w:tcPr>
+          <w:p>
+            <w:pPr>
+              <w:spacing w:after="0"/>
+            </w:pPr>
+            <w:r>
+              <w:rPr>
+                <w:b w:val="false"/>
+                <w:bCs w:val="false"/>
+                <w:sz w:val="19"/>
+                <w:szCs w:val="19"/>
+              </w:rPr>
+              <w:t xml:space="preserve">LLM_DATA_MODE configuration</w:t>
+            </w:r>
+          </w:p>
+        </w:tc>
+        <w:tc>
+          <w:tcPr>
+            <w:tcW w:type="dxa" w:w="4560"/>
+            <w:tcBorders>
+              <w:top w:val="single" w:color="BFBFBF" w:sz="4"/>
+              <w:left w:val="single" w:color="BFBFBF" w:sz="4"/>
+              <w:bottom w:val="single" w:color="BFBFBF" w:sz="4"/>
+              <w:right w:val="single" w:color="BFBFBF" w:sz="4"/>
+            </w:tcBorders>
+            <w:tcMar>
+              <w:top w:type="dxa" w:w="60"/>
+              <w:left w:type="dxa" w:w="100"/>
+              <w:bottom w:type="dxa" w:w="60"/>
+              <w:right w:type="dxa" w:w="100"/>
+            </w:tcMar>
+          </w:tcPr>
+          <w:p>
+            <w:pPr>
+              <w:spacing w:after="0"/>
+            </w:pPr>
+            <w:r>
+              <w:rPr>
+                <w:b w:val="false"/>
+                <w:bCs w:val="false"/>
+                <w:sz w:val="19"/>
+                <w:szCs w:val="19"/>
+              </w:rPr>
+              <w:t xml:space="preserve">Real documents only on paid quota; synthetic samples otherwise</w:t>
             </w:r>
           </w:p>
         </w:tc>
@@ -1324,7 +2035,7 @@
         <w:spacing w:after="120"/>
       </w:pPr>
       <w:r>
-        <w:t xml:space="preserve">One call type: document extraction. Inputs: redacted page text (text mode) or page images (image mode, consent required). Output: LoanDocumentExtraction with value, unit, page, quote and qualitative confidence per field, add-ons list, product-type indicators. Temperature 0; timeout 30 s; one retry; untrusted-data framing; no tools. Gemini limits verified 2026-10-24: up to 1,000 PDF pages, 258 tokens per page, inline requests up to 20 MB, File API for larger files.</w:t>
+        <w:t xml:space="preserve">One call type: document extraction. Input: redacted page text (image mode is enhanced scope). Output: LoanDocumentExtraction v1.1 with value, label text, value text, page and quote per field, the number of offers in the document, itemization and product-type booleans. Temperature 0; timeout 30 s; one retry; untrusted-data framing; no tools; inline requests only. User documents only in paid data mode; in synthetic_only mode only bundled sample documents are accepted. Gemini limits verified 2026-10-24: up to 1,000 PDF pages, 258 tokens per page, inline requests up to 20 MB.</w:t>
       </w:r>
     </w:p>
     <w:p>
@@ -1346,7 +2057,7 @@
         <w:spacing w:after="60"/>
       </w:pPr>
       <w:r>
-        <w:t xml:space="preserve">Mode decision: text mode when text density is at least 50 characters per page; otherwise render pages at 150 dpi and use image mode.</w:t>
+        <w:t xml:space="preserve">Data-mode gate first; text PDFs only in the MVP (low text density routes to manual entry).</w:t>
       </w:r>
     </w:p>
     <w:p>
@@ -1359,7 +2070,7 @@
         <w:spacing w:after="60"/>
       </w:pPr>
       <w:r>
-        <w:t xml:space="preserve">Quote verification: exact match, then whitespace and symbol normalization, then fuzzy partial ratio of 90 or higher.</w:t>
+        <w:t xml:space="preserve">Quote verification (exact, normalized, fuzzy ≥ 90) plus a label anchor: the label must match a synonym list and sit within 120 characters of the value.</w:t>
       </w:r>
     </w:p>
     <w:p>
@@ -1372,7 +2083,7 @@
         <w:spacing w:after="60"/>
       </w:pPr>
       <w:r>
-        <w:t xml:space="preserve">Arithmetic checks: amount financed + finance charge ≈ total of payments; payment × term ≈ total of payments; total sale price ≈ total of payments + down payment; recomputed APR within 1/8 point of the stated APR; contract rate ≤ APR.</w:t>
+        <w:t xml:space="preserve">Independent reader: regex values after the five TILA labels; agreement supports evidence_matched, disagreement sets the field to conflicting with both candidates.</w:t>
       </w:r>
     </w:p>
     <w:p>
@@ -1385,7 +2096,7 @@
         <w:spacing w:after="60"/>
       </w:pPr>
       <w:r>
-        <w:t xml:space="preserve">Range sanity on APR, term, price and down payment; instruction-like text in free-text fields blanked and logged.</w:t>
+        <w:t xml:space="preserve">Offer chooser when the document contains more than one offer.</w:t>
       </w:r>
     </w:p>
     <w:p>
@@ -1398,33 +2109,7 @@
         <w:spacing w:after="60"/>
       </w:pPr>
       <w:r>
-        <w:t xml:space="preserve">Product-type detection blocks variable-rate, balloon, lease and precomputed contracts with an explanation.</w:t>
-      </w:r>
-    </w:p>
-    <w:p>
-      <w:pPr>
-        <w:pStyle w:val="Heading1"/>
-        <w:spacing w:after="160" w:before="360"/>
-      </w:pPr>
-      <w:r>
-        <w:t xml:space="preserve">7. Data architecture</w:t>
-      </w:r>
-    </w:p>
-    <w:p>
-      <w:pPr>
-        <w:spacing w:after="120"/>
-      </w:pPr>
-      <w:r>
-        <w:t xml:space="preserve">Tables: documents (doc_id, session_id, status, mode, page_count, created_at, deleted_at), document_pages (doc_id, page, text), terms (doc_id, term_key, value, status, evidence, checks, user_action), offers (offer_id, session_id, origin, terms JSON, ready_for_calculation, unsupported_features). Raw files are never stored in the database.</w:t>
-      </w:r>
-    </w:p>
-    <w:p>
-      <w:pPr>
-        <w:pStyle w:val="Heading1"/>
-        <w:spacing w:after="160" w:before="360"/>
-      </w:pPr>
-      <w:r>
-        <w:t xml:space="preserve">8. Interface dependencies</w:t>
+        <w:t xml:space="preserve">Arithmetic and itemization: AF + FC ≈ TOP; payment × term ≈ TOP; cash price + taxes/fees + add-ons + payoff − down − trade value ≈ AF + financed PFC; APR recomputed on amount financed (warn outside 1/8 point).</w:t>
       </w:r>
     </w:p>
     <w:p>
@@ -1437,7 +2122,33 @@
         <w:spacing w:after="60"/>
       </w:pPr>
       <w:r>
-        <w:t xml:space="preserve">Stage 3: payment and APR functions for checks.</w:t>
+        <w:t xml:space="preserve">Product type blocks only when an extracted boolean is true with a quote; keyword-only hits ask the user; negations never block.</w:t>
+      </w:r>
+    </w:p>
+    <w:p>
+      <w:pPr>
+        <w:pStyle w:val="Heading1"/>
+        <w:spacing w:after="160" w:before="360"/>
+      </w:pPr>
+      <w:r>
+        <w:t xml:space="preserve">7. Data architecture</w:t>
+      </w:r>
+    </w:p>
+    <w:p>
+      <w:pPr>
+        <w:spacing w:after="120"/>
+      </w:pPr>
+      <w:r>
+        <w:t xml:space="preserve">Tables: documents (doc_id, session_id, status, page_count, offers_count, created_at, deleted_at), document_pages (doc_id, page, text), terms (doc_id, term_key, value, status, verification, evidence with label and quote, checks, user_action, alternatives_found), offers (offer_id, session_id, origin, terms JSON, itemization, derived values, offer_choice, ready_for_calculation, unsupported_features). Raw files are never stored in the database.</w:t>
+      </w:r>
+    </w:p>
+    <w:p>
+      <w:pPr>
+        <w:pStyle w:val="Heading1"/>
+        <w:spacing w:after="160" w:before="360"/>
+      </w:pPr>
+      <w:r>
+        <w:t xml:space="preserve">8. Interface dependencies</w:t>
       </w:r>
     </w:p>
     <w:p>
@@ -1450,7 +2161,7 @@
         <w:spacing w:after="60"/>
       </w:pPr>
       <w:r>
-        <w:t xml:space="preserve">Stage 1: verified loan facts; Stage 1 pauses loan questions while verification is pending.</w:t>
+        <w:t xml:space="preserve">Stage 3: F00 principal resolution, F01 payment with disclosed-payment comparison, F05 APR on amount financed.</w:t>
       </w:r>
     </w:p>
     <w:p>
@@ -1463,33 +2174,7 @@
         <w:spacing w:after="60"/>
       </w:pPr>
       <w:r>
-        <w:t xml:space="preserve">Stage 6: verification table with evidence, check status and conflict handling; unsupported-product block.</w:t>
-      </w:r>
-    </w:p>
-    <w:p>
-      <w:pPr>
-        <w:pStyle w:val="Heading1"/>
-        <w:spacing w:after="160" w:before="360"/>
-      </w:pPr>
-      <w:r>
-        <w:t xml:space="preserve">9. Deployment requirements</w:t>
-      </w:r>
-    </w:p>
-    <w:p>
-      <w:pPr>
-        <w:spacing w:after="120"/>
-      </w:pPr>
-      <w:r>
-        <w:t xml:space="preserve">GEMINI_API_KEY in the environment; temp directory writable; 10 MB request body limit configured in the API server and any reverse proxy.</w:t>
-      </w:r>
-    </w:p>
-    <w:p>
-      <w:pPr>
-        <w:pStyle w:val="Heading1"/>
-        <w:spacing w:after="160" w:before="360"/>
-      </w:pPr>
-      <w:r>
-        <w:t xml:space="preserve">10. Security requirements</w:t>
+        <w:t xml:space="preserve">Stage 1: readiness shows awaiting_offer while extraction runs; loan terms are never interview questions.</w:t>
       </w:r>
     </w:p>
     <w:p>
@@ -1502,7 +2187,33 @@
         <w:spacing w:after="60"/>
       </w:pPr>
       <w:r>
-        <w:t xml:space="preserve">Magic-byte validation; encrypted PDFs rejected; re-save through PyMuPDF to strip JavaScript and attachments.</w:t>
+        <w:t xml:space="preserve">Stage 6: verification table with label, value, quote and page; check states; two-candidate conflicts; offer chooser; payment-mismatch explanation; data-mode banner.</w:t>
+      </w:r>
+    </w:p>
+    <w:p>
+      <w:pPr>
+        <w:pStyle w:val="Heading1"/>
+        <w:spacing w:after="160" w:before="360"/>
+      </w:pPr>
+      <w:r>
+        <w:t xml:space="preserve">9. Deployment requirements</w:t>
+      </w:r>
+    </w:p>
+    <w:p>
+      <w:pPr>
+        <w:spacing w:after="120"/>
+      </w:pPr>
+      <w:r>
+        <w:t xml:space="preserve">GEMINI_API_KEY in the environment; temp directory writable; 10 MB request body limit configured in the API server and any reverse proxy.</w:t>
+      </w:r>
+    </w:p>
+    <w:p>
+      <w:pPr>
+        <w:pStyle w:val="Heading1"/>
+        <w:spacing w:after="160" w:before="360"/>
+      </w:pPr>
+      <w:r>
+        <w:t xml:space="preserve">10. Security requirements</w:t>
       </w:r>
     </w:p>
     <w:p>
@@ -1515,7 +2226,7 @@
         <w:spacing w:after="60"/>
       </w:pPr>
       <w:r>
-        <w:t xml:space="preserve">Regex redaction of SSN, account-like numbers, email and phone before text-mode calls; image mode requires explicit consent.</w:t>
+        <w:t xml:space="preserve">LLM_DATA_MODE: real user documents only on paid Gemini quota (unpaid-tier terms prohibit sensitive data; verified 2026-10-24); synthetic samples otherwise.</w:t>
       </w:r>
     </w:p>
     <w:p>
@@ -1528,7 +2239,7 @@
         <w:spacing w:after="60"/>
       </w:pPr>
       <w:r>
-        <w:t xml:space="preserve">Prompt-injection controls: untrusted framing, schema-only output, verbatim-evidence requirement, free-text screening, no tool use.</w:t>
+        <w:t xml:space="preserve">Magic-byte validation; encrypted PDFs rejected; re-save through PyMuPDF to strip JavaScript and attachments.</w:t>
       </w:r>
     </w:p>
     <w:p>
@@ -1541,7 +2252,33 @@
         <w:spacing w:after="60"/>
       </w:pPr>
       <w:r>
-        <w:t xml:space="preserve">Files deleted after extraction; all session data purged on delete or 24-hour TTL; provider data-use terms checked on event day.</w:t>
+        <w:t xml:space="preserve">Regex redaction of SSN, account-like numbers, email and phone; inline requests only (no provider file storage).</w:t>
+      </w:r>
+    </w:p>
+    <w:p>
+      <w:pPr>
+        <w:pStyle w:val="ListParagraph"/>
+        <w:numPr>
+          <w:ilvl w:val="0"/>
+          <w:numId w:val="2"/>
+        </w:numPr>
+        <w:spacing w:after="60"/>
+      </w:pPr>
+      <w:r>
+        <w:t xml:space="preserve">Prompt-injection controls: untrusted framing, schema-only output, label-anchored evidence, independent reader, free-text screening, no tool use.</w:t>
+      </w:r>
+    </w:p>
+    <w:p>
+      <w:pPr>
+        <w:pStyle w:val="ListParagraph"/>
+        <w:numPr>
+          <w:ilvl w:val="0"/>
+          <w:numId w:val="2"/>
+        </w:numPr>
+        <w:spacing w:after="60"/>
+      </w:pPr>
+      <w:r>
+        <w:t xml:space="preserve">Files deleted after extraction; all session data purged on delete or 24-hour TTL.</w:t>
       </w:r>
     </w:p>
     <w:p>
@@ -1761,7 +2498,7 @@
                 <w:sz w:val="19"/>
                 <w:szCs w:val="19"/>
               </w:rPr>
-              <w:t xml:space="preserve">Brittle across layouts; fails on scans</w:t>
+              <w:t xml:space="preserve">Brittle across layouts for non-TILA fields (kept as the TILA second reader)</w:t>
             </w:r>
           </w:p>
         </w:tc>
@@ -1889,7 +2626,7 @@
                 <w:sz w:val="19"/>
                 <w:szCs w:val="19"/>
               </w:rPr>
-              <w:t xml:space="preserve">Cloud Document AI / Textract + rules</w:t>
+              <w:t xml:space="preserve">Second LLM self-check</w:t>
             </w:r>
           </w:p>
         </w:tc>
@@ -1920,7 +2657,7 @@
                 <w:sz w:val="19"/>
                 <w:szCs w:val="19"/>
               </w:rPr>
-              <w:t xml:space="preserve">3.25</w:t>
+              <w:t xml:space="preserve">—</w:t>
             </w:r>
           </w:p>
         </w:tc>
@@ -1951,7 +2688,7 @@
                 <w:sz w:val="19"/>
                 <w:szCs w:val="19"/>
               </w:rPr>
-              <w:t xml:space="preserve">Account, IAM and billing setup during the event</w:t>
+              <w:t xml:space="preserve">Correlated errors; doubled latency (audit)</w:t>
             </w:r>
           </w:p>
         </w:tc>
@@ -1984,7 +2721,7 @@
                 <w:sz w:val="19"/>
                 <w:szCs w:val="19"/>
               </w:rPr>
-              <w:t xml:space="preserve">Fine-tuned layout models</w:t>
+              <w:t xml:space="preserve">Cloud Document AI / Textract + rules</w:t>
             </w:r>
           </w:p>
         </w:tc>
@@ -2015,7 +2752,7 @@
                 <w:sz w:val="19"/>
                 <w:szCs w:val="19"/>
               </w:rPr>
-              <w:t xml:space="preserve">2.50</w:t>
+              <w:t xml:space="preserve">3.25</w:t>
             </w:r>
           </w:p>
         </w:tc>
@@ -2046,7 +2783,7 @@
                 <w:sz w:val="19"/>
                 <w:szCs w:val="19"/>
               </w:rPr>
-              <w:t xml:space="preserve">No labeled data or training time</w:t>
+              <w:t xml:space="preserve">Account, IAM and billing setup during the event</w:t>
             </w:r>
           </w:p>
         </w:tc>
@@ -2079,7 +2816,7 @@
                 <w:sz w:val="19"/>
                 <w:szCs w:val="19"/>
               </w:rPr>
-              <w:t xml:space="preserve">Hybrid with verification gate (selected)</w:t>
+              <w:t xml:space="preserve">Hybrid + label anchors + independent reader + chooser (selected, v1.1)</w:t>
             </w:r>
           </w:p>
         </w:tc>
@@ -2740,7 +3477,7 @@
                 <w:sz w:val="19"/>
                 <w:szCs w:val="19"/>
               </w:rPr>
-              <w:t xml:space="preserve">Manual offer entry endpoint</w:t>
+              <w:t xml:space="preserve">Manual offer entry with checks</w:t>
             </w:r>
           </w:p>
         </w:tc>
@@ -2835,7 +3572,7 @@
                 <w:sz w:val="19"/>
                 <w:szCs w:val="19"/>
               </w:rPr>
-              <w:t xml:space="preserve">Upload validation + text extraction + extraction call + verifier</w:t>
+              <w:t xml:space="preserve">Data-mode gate, text extraction, extraction call, TILA reader, verifier, chooser</w:t>
             </w:r>
           </w:p>
         </w:tc>
@@ -2897,7 +3634,7 @@
                 <w:sz w:val="19"/>
                 <w:szCs w:val="19"/>
               </w:rPr>
-              <w:t xml:space="preserve">Real PDF flows end to end with verification table</w:t>
+              <w:t xml:space="preserve">Synthetic PDF flows end to end with verification table</w:t>
             </w:r>
           </w:p>
         </w:tc>
@@ -2930,7 +3667,7 @@
                 <w:sz w:val="19"/>
                 <w:szCs w:val="19"/>
               </w:rPr>
-              <w:t xml:space="preserve">Image mode with consent; targeted re-ask</w:t>
+              <w:t xml:space="preserve">Evaluation: ground truth, injection, principal basis, negation, data mode, manual typo</w:t>
             </w:r>
           </w:p>
         </w:tc>
@@ -2961,7 +3698,7 @@
                 <w:sz w:val="19"/>
                 <w:szCs w:val="19"/>
               </w:rPr>
-              <w:t xml:space="preserve">CP3 (if time)</w:t>
+              <w:t xml:space="preserve">CP2–CP3</w:t>
             </w:r>
           </w:p>
         </w:tc>
@@ -2992,7 +3729,7 @@
                 <w:sz w:val="19"/>
                 <w:szCs w:val="19"/>
               </w:rPr>
-              <w:t xml:space="preserve">Scanned documents supported</w:t>
+              <w:t xml:space="preserve">A-05r, A-06r, A-14, A-24 to A-27 reported</w:t>
             </w:r>
           </w:p>
         </w:tc>
@@ -3025,7 +3762,7 @@
                 <w:sz w:val="19"/>
                 <w:szCs w:val="19"/>
               </w:rPr>
-              <w:t xml:space="preserve">Ground-truth set evaluation, injection test</w:t>
+              <w:t xml:space="preserve">Image mode with consent (enhanced)</w:t>
             </w:r>
           </w:p>
         </w:tc>
@@ -3056,7 +3793,7 @@
                 <w:sz w:val="19"/>
                 <w:szCs w:val="19"/>
               </w:rPr>
-              <w:t xml:space="preserve">CP3</w:t>
+              <w:t xml:space="preserve">after CP3 only</w:t>
             </w:r>
           </w:p>
         </w:tc>
@@ -3087,7 +3824,7 @@
                 <w:sz w:val="19"/>
                 <w:szCs w:val="19"/>
               </w:rPr>
-              <w:t xml:space="preserve">Acceptance tests A-05, A-06, A-14 reported</w:t>
+              <w:t xml:space="preserve">Scanned documents supported</w:t>
             </w:r>
           </w:p>
         </w:tc>
@@ -3117,7 +3854,7 @@
         <w:spacing w:after="60"/>
       </w:pPr>
       <w:r>
-        <w:t xml:space="preserve">Six synthetic contracts with labeled ground truth (text, scanned, photo).</w:t>
+        <w:t xml:space="preserve">At least four synthetic text-PDF contracts with labeled ground truth: a two-option dealer worksheet, a $500 financed prepaid-charge contract, a negative-equity trade-in and a no-balloon statement.</w:t>
       </w:r>
     </w:p>
     <w:p>
@@ -3130,7 +3867,7 @@
         <w:spacing w:after="60"/>
       </w:pPr>
       <w:r>
-        <w:t xml:space="preserve">Blank-field document must yield null, never a number.</w:t>
+        <w:t xml:space="preserve">A blank-field document must yield null, never a number.</w:t>
       </w:r>
     </w:p>
     <w:p>
@@ -3143,7 +3880,7 @@
         <w:spacing w:after="60"/>
       </w:pPr>
       <w:r>
-        <w:t xml:space="preserve">Three seeded arithmetic inconsistencies flagged as conflicting.</w:t>
+        <w:t xml:space="preserve">Every reader disagreement surfaces as conflicting; the chooser appears for multi-offer documents.</w:t>
       </w:r>
     </w:p>
     <w:p>
@@ -3156,7 +3893,20 @@
         <w:spacing w:after="60"/>
       </w:pPr>
       <w:r>
-        <w:t xml:space="preserve">Injection document changes no value and is logged.</w:t>
+        <w:t xml:space="preserve">An injection document changes no value and is logged.</w:t>
+      </w:r>
+    </w:p>
+    <w:p>
+      <w:pPr>
+        <w:pStyle w:val="ListParagraph"/>
+        <w:numPr>
+          <w:ilvl w:val="0"/>
+          <w:numId w:val="2"/>
+        </w:numPr>
+        <w:spacing w:after="60"/>
+      </w:pPr>
+      <w:r>
+        <w:t xml:space="preserve">Accuracy is reported as measured with the sample size.</w:t>
       </w:r>
     </w:p>
     <w:p>
@@ -3173,7 +3923,7 @@
         <w:spacing w:after="120"/>
       </w:pPr>
       <w:r>
-        <w:t xml:space="preserve">Ship manual entry first, then the hybrid pipeline for text PDFs, then scans. The verification gate — verbatim evidence, arithmetic checks and explicit user confirmation — is the feature to demonstrate; it is what makes the AI reading of a contract trustworthy rather than merely convenient.</w:t>
+        <w:t xml:space="preserve">Ship manual entry with checks first, then the hybrid pipeline for text PDFs; scans are enhanced scope. The verification gate is the feature to demonstrate: label-anchored evidence, an independent reader, arithmetic and itemization checks, and explicit user action. It makes the AI reading of a contract checkable rather than merely convenient.</w:t>
       </w:r>
     </w:p>
     <w:sectPr>
